--- a/RG-SCSO_ASOC_Highlights.docx
+++ b/RG-SCSO_ASOC_Highlights.docx
@@ -44,7 +44,7 @@
         <w:pStyle w:val="ListBullet"/>
       </w:pPr>
       <w:r>
-        <w:t>Best mean accuracy and second-smallest subsets across 18 datasets at equal budget</w:t>
+        <w:t>Best mean accuracy and second-smallest subsets on 18 datasets under a fixed budget</w:t>
       </w:r>
     </w:p>
     <w:p>

--- a/RG-SCSO_ASOC_Highlights.docx
+++ b/RG-SCSO_ASOC_Highlights.docx
@@ -60,7 +60,7 @@
         <w:pStyle w:val="ListBullet"/>
       </w:pPr>
       <w:r>
-        <w:t>Leak-free gain holds across KNN/SVM/RF wrappers; bounded on p&gt;&gt;n gene-expression</w:t>
+        <w:t>Parsimony gains persist across KNN/SVM/RF wrappers; limited on p&gt;&gt;n gene-expression</w:t>
       </w:r>
     </w:p>
     <w:p>
